--- a/PHR_App_Developer_Guide.docx
+++ b/PHR_App_Developer_Guide.docx
@@ -5688,22 +5688,7 @@
         <w:spacing w:after="120" w:line="268"/>
       </w:pPr>
       <w:r>
-        <w:rPr>
-          <w:b/>
-          <w:bCs/>
-          <w:color w:val="222222"/>
-          <w:sz w:val="20"/>
-          <w:szCs w:val="20"/>
-        </w:rPr>
-        <w:t xml:space="preserve">Four callback paths are deliberately not owned here. </w:t>
-      </w:r>
-      <w:r>
-        <w:rPr>
-          <w:color w:val="222222"/>
-          <w:sz w:val="20"/>
-          <w:szCs w:val="20"/>
-        </w:rPr>
-        <w:t xml:space="preserve">The ABDM backend already claims them, and both apps share one process and one callback URL. Registering them here would collide. They are listed explicitly in the router as data, so a test can assert their absence.</w:t>
+        <w:t>Who owns the five HIU callback paths depends on the deployment, and it is set by one setting. Two routers in one FastAPI app cannot both own a path -- whichever is included first wins, silently. When this package is mounted inside the ABDM backend the two share a process, a client id and a callback URL, so the backend's own M3 HIU code owns them and ABDM_LOCKER_OWNS_HIU_CALLBACKS stays false. When the locker runs standalone under its own client id there is nothing else in the process to own them, and it must handle them itself, so the flag is true. The paths are consent request on-init, consent request notify, consent on-fetch, health-information on-request, and the HIP's direct data push.</w:t>
       </w:r>
     </w:p>
     <w:p>
@@ -5773,6 +5758,104 @@
           <w:szCs w:val="20"/>
         </w:rPr>
         <w:t xml:space="preserve">The CC_PROMPT files in the repository root record why each chunk was built the way it was, including the mistakes that were corrected along the way. Files cite them by name; they are worth reading when something looks arbitrary.</w:t>
+      </w:r>
+    </w:p>
+    <w:p>
+      <w:pPr>
+        <w:pStyle w:val="Heading1"/>
+      </w:pPr>
+      <w:r>
+        <w:t>8. The standalone locker (P20)</w:t>
+      </w:r>
+    </w:p>
+    <w:p>
+      <w:r>
+        <w:t>Until this change the PHR app could not run without the ABDM backend. Its entire consent and data-flow chain imported that project's server package at runtime, so a patient's locker could raise a consent and never learn the outcome -- alerts stalled at CONSENT_REQUESTED indefinitely. That was backwards for an app whose premise is that the locker is its own ABDM entity, and it made the app unusable for anyone building only a patient app. All eight of those imports are gone; the app now builds a complete FastAPI application without the backend ever entering sys.modules.</w:t>
+      </w:r>
+    </w:p>
+    <w:p>
+      <w:pPr>
+        <w:pStyle w:val="Heading2"/>
+      </w:pPr>
+      <w:r>
+        <w:t>Two deployments, two identities</w:t>
+      </w:r>
+    </w:p>
+    <w:p>
+      <w:r>
+        <w:t>Mounted: this router inside the ABDM backend on port 8000, sharing client id SBXID_046112 and one callback URL, reading .env. Standalone: the locker as its own registered ABDM entity on port 8001 -- client id SBXID_073333, facility IN3310002290 registered as HIP, HIU, HEALTH_LOCKER and PHR, its own ngrok tunnel -- reading .env.locker. AEGLE_PHR_ENV_FILE selects which. Getting that wrong is silent: the process boots healthy on the wrong config and simply never registers the callback routes.</w:t>
+      </w:r>
+    </w:p>
+    <w:p>
+      <w:pPr>
+        <w:pStyle w:val="Heading2"/>
+      </w:pPr>
+      <w:r>
+        <w:t>What the locker owns now</w:t>
+      </w:r>
+    </w:p>
+    <w:p>
+      <w:r>
+        <w:t>hiu_client.py makes the outbound section 6 and 7 calls on abdm_core. hiu_services.py handles the five inbound HIU callbacks including the ECDH/AES decrypt pipeline. locker_hiu_repository.py and three locker_ tables hold pending correlations, consent artefacts and decrypted record content; they are namespaced away from the backend's own hiu_ tables because both share one database. locker_service.py drives the subscription and the 8.3.11 alert automation.</w:t>
+      </w:r>
+    </w:p>
+    <w:p>
+      <w:pPr>
+        <w:pStyle w:val="Heading2"/>
+      </w:pPr>
+      <w:r>
+        <w:t>Retention and erasure</w:t>
+      </w:r>
+    </w:p>
+    <w:p>
+      <w:r>
+        <w:t>A Health Locker may store a patient's records for as long as the consent behind them is valid, which is why a login is a database read rather than a data request per hospital. The obligation is the other half: erasure fires on four triggers -- consent revoked, consent expired, dataEraseAt reached, and the patient opting out. Erasure destroys the decrypted bundles and leaves a tombstone of ids and timestamps, so 'did you hold my records, and when did you erase them' still has an answer. Opt-out additionally strips care-context references, because 'attended this hospital on this date' is health-adjacent on its own.</w:t>
+      </w:r>
+    </w:p>
+    <w:p>
+      <w:pPr>
+        <w:pStyle w:val="Heading2"/>
+      </w:pPr>
+      <w:r>
+        <w:t>Things that are true because ABDM says so</w:t>
+      </w:r>
+    </w:p>
+    <w:p>
+      <w:r>
+        <w:t>A consent's permission.dateRange.to must be present or past -- a future window is rejected with ABDM-9999, 'Date must be a present/before date'. Every consent's data range therefore ends at the instant it was raised, so no existing consent can ever cover NEW data and a fresh consent per alert is required, not a missed optimisation. ABDM splits the job deliberately: the subscription is the standing mechanism that says when new data exists, and a consent is always point-in-time.</w:t>
+      </w:r>
+    </w:p>
+    <w:p>
+      <w:r>
+        <w:t>dateRange.to is NOT a retention bound. It is the end of the data range requested; dataEraseAt is the retention deadline. Conflating them reports every artefact as erasable the moment it is collected.</w:t>
+      </w:r>
+    </w:p>
+    <w:p>
+      <w:r>
+        <w:t>A HIP's data push is sent directly to the dataPushUrl, not relayed by the gateway, so it carries the HIP's own client id in azp. A static allowlist cannot work for a locker that receives pushes from arbitrary hospitals; hip_trust.py resolves the pushing bridge from ABDM's registry at the moment we request the data, which is tighter than relaxing the check -- only bridges we have an outstanding request with may push.</w:t>
+      </w:r>
+    </w:p>
+    <w:p>
+      <w:r>
+        <w:t>User-Initiated Linking's X-HIU-ID must be the PHR facility id, not the client id. The client id is rejected with 'Invalid HIU ID'. This is why UIL was blocked for so long: the correct value did not exist until the facility was registered as a PHR service.</w:t>
+      </w:r>
+    </w:p>
+    <w:p>
+      <w:pPr>
+        <w:pStyle w:val="Heading2"/>
+      </w:pPr>
+      <w:r>
+        <w:t>Two traps that cost real debugging time</w:t>
+      </w:r>
+    </w:p>
+    <w:p>
+      <w:r>
+        <w:t>SQLAlchemy's JSON types map Python None to a JSON null value, not SQL NULL. Erasure that assigns None therefore leaves rows that 'WHERE col IS NULL' does not match -- an audit of erasure would wrongly conclude nothing was erased. The locker's JSONB columns that erasure touches are declared with none_as_null=True.</w:t>
+      </w:r>
+    </w:p>
+    <w:p>
+      <w:r>
+        <w:t>Every query over stored records is keyed on patient_id, including the opt-out erasure. A transfer written without one is invisible to the records read AND survives an erasure the patient asked for. hiu_client derives it from the consent artefact when a caller omits it, so no call site can reopen that hole.</w:t>
       </w:r>
     </w:p>
     <w:sectPr>
